--- a/data/ai_paras/AI_para_22.docx
+++ b/data/ai_paras/AI_para_22.docx
@@ -4,7 +4,7 @@
   <w:body>
     <w:p>
       <w:r>
-        <w:t>The moral principles and expectations within Judaism are deeply rooted in the commandments and teachings attributed to divine revelation, shaping the ethical framework of Jewish life. At the core of Jewish morality is the belief in an intrinsic relationship between God and the Jewish people, which is reflected through the observance of key commandments such as honoring the Sabbath and engaging in acts of charity (Ref-s005380). These moral guidelines not only dictate individual behavior but also establish societal norms that reinforce communal cohesion and ethical responsibility. The emphasis on ethical conduct, as highlighted by various Jewish teachings, serves to foster a harmonious relationship between God and humanity, encouraging adherents to maintain integrity and justice in their interactions (Ref-s005380). This moral structure, grounded in divine expectations, continues to influence Jewish cultural and social practices, ensuring that ethical considerations remain integral to both personal and collective decision-making (Ref-s005380).</w:t>
+        <w:t>Understanding God in Judaism requires an exploration of both the transcendent and immanent qualities attributed to the divine. The transcendent nature of God suggests a being that exists beyond the physical realm, influencing the cosmos in a manner that is beyond human comprehension. Simultaneously, the immanent aspect of God reflects a presence within the world, actively engaging with individuals and communities in their daily lives. This duality is central to the Jewish perception of God as it informs the roles God plays in both personal and societal contexts. Additionally, the historical revelations of God, as documented in sacred texts, provide a framework for moral and ethical expectations within Judaism, guiding adherents in their communal and ritual practices.</w:t>
       </w:r>
     </w:p>
     <w:sectPr>
